--- a/docs/a traduire/7/Chapter_VII_Recommendations_EN.docx
+++ b/docs/a traduire/7/Chapter_VII_Recommendations_EN.docx
@@ -276,7 +276,7 @@
           <w:color w:val="555555"/>
           <w:sz w:val="22"/>
         </w:rPr>
-        <w:t>The previous chapters have established that American AI protectionism creates a measurable structural competitive advantage (US/EU CACI Power Mode of 3.46:1 on the April 2026 snapshot, operational installed compute raw ratio of 17.6:1), accelerated by the 2026 Trump tariffs and the concentration of compute in the United States (76.9% of global operational AI compute, 660-690 billion USD in annual capex from hyperscalers alone). This chapter formulates strategic recommendations articulated across three time horizons and five structuring axes, leveraging France's specific comparative advantages (nuclear, Mistral, regulation) and existing European instruments (AI Continent Action Plan, Chips Act, InvestAI).</w:t>
+        <w:t>The previous chapters have established that American AI protectionism creates a measurable structural competitive advantage (US/EU CACI Power Mode of 3.64:1 on the April 2026 snapshot, operational installed compute raw ratio of 17.6:1), accelerated by the 2026 Trump tariffs and the concentration of compute in the United States (78.9% of global operational AI compute, 660-690 billion USD in annual capex from hyperscalers alone). This chapter formulates strategic recommendations articulated across three time horizons and five structuring axes, leveraging France's specific comparative advantages (nuclear, Mistral, regulation) and existing European instruments (AI Continent Action Plan, Chips Act, InvestAI).</w:t>
       </w:r>
     </w:p>
     <w:p>
@@ -321,7 +321,7 @@
           <w:color w:val="202020"/>
           <w:sz w:val="22"/>
         </w:rPr>
-        <w:t>The starting point is the infrastructure gap. The EU has approximately 35 GW of IT data center capacity compared to 53.7 GW in the United States and 19.6 GW in China. In strict AI compute, the April 2026 public dashboard establishes an EU(13) F_total share of 3.3% versus 76.9% for the United States, representing a raw operational ratio of 17.6:1 and a CACI Power Mode ratio (geometric formula F^0.40 x L^0.20 x R^0.15 / E^0.25) of 3.46:1. Three immediate measures are required.</w:t>
+        <w:t>The starting point is the infrastructure gap. The EU has approximately 35 GW of IT data center capacity compared to 53.7 GW in the United States and 19.6 GW in China. In strict AI compute, the April 2026 public dashboard establishes an EU(13) F_total share of 3.3% versus 78.9% for the United States, representing a raw operational ratio of 17.6:1 and a CACI Power Mode ratio (geometric formula F^0.40 x L^0.20 x R^0.15 / E^0.25) of 3.64:1. Three immediate measures are required.</w:t>
       </w:r>
     </w:p>
     <w:p>
@@ -351,7 +351,7 @@
           <w:color w:val="202020"/>
           <w:sz w:val="22"/>
         </w:rPr>
-        <w:t>A key nuance from the Phys/Sov analysis of Chapter I (Fig 1.8): on physically installed compute, the EU is already largely sovereign (99.2% of EU F_total is held by EU operators). The window of vulnerability is therefore not so much on installed F as on the cloud workload layer (the compute actually used by EU companies, mostly hosted on AWS/Azure/GCP). The following recommendations primarily target this operational layer.</w:t>
+        <w:t>A key nuance from the Phys/Sov analysis of Chapter I (Fig 1.8): on physically installed compute, the EU is already largely sovereign (78.6% of EU F_total is held by EU operators). The window of vulnerability is therefore not so much on installed F as on the cloud workload layer (the compute actually used by EU companies, mostly hosted on AWS/Azure/GCP). The following recommendations primarily target this operational layer.</w:t>
       </w:r>
     </w:p>
     <w:p>
@@ -1211,7 +1211,7 @@
           <w:color w:val="202020"/>
           <w:sz w:val="22"/>
         </w:rPr>
-        <w:t>Condition 3: European coherence. Intra-European fragmentation (27 energy regimes, divergent positions on nuclear, competing national sovereignty approaches) remains the main obstacle. Scenario C of Chapter V (asymmetric partnership, baseline 3.46:1 toward 2.0-2.5:1) only works for Europe if it speaks with one voice in negotiations with Washington.</w:t>
+        <w:t>Condition 3: European coherence. Intra-European fragmentation (27 energy regimes, divergent positions on nuclear, competing national sovereignty approaches) remains the main obstacle. Scenario C of Chapter V (asymmetric partnership, baseline 3.64:1 toward 2.0-2.5:1) only works for Europe if it speaks with one voice in negotiations with Washington.</w:t>
       </w:r>
     </w:p>
     <w:p>
@@ -1226,7 +1226,7 @@
           <w:color w:val="202020"/>
           <w:sz w:val="22"/>
         </w:rPr>
-        <w:t>Condition 4: the time factor. The tipping point identified in Chapter V (2028, EU compute plus energy saturation, and potential activation of Cloud Sovereignty Mandates) imposes a constrained schedule. If the AI Factories are not operational and the EDF sites not connected by that date, the compute gap will solidify into structural dependence. The window for strategic action is between 2026 and 2028—after which positions crystallize around the 17.6:1 raw / 3.46:1 CACI Power Mode baseline.</w:t>
+        <w:t>Condition 4: the time factor. The tipping point identified in Chapter V (2028, EU compute plus energy saturation, and potential activation of Cloud Sovereignty Mandates) imposes a constrained schedule. If the AI Factories are not operational and the EDF sites not connected by that date, the compute gap will solidify into structural dependence. The window for strategic action is between 2026 and 2028—after which positions crystallize around the 17.6:1 raw / 3.64:1 CACI Power Mode baseline.</w:t>
       </w:r>
     </w:p>
     <w:p>
@@ -1256,7 +1256,7 @@
           <w:color w:val="555555"/>
           <w:sz w:val="18"/>
         </w:rPr>
-        <w:t>Source: Author's construction; April 2026 baseline (US/EU operational raw compute 17.6:1, CACI Power Mode 3.46:1).</w:t>
+        <w:t>Source: Author's construction; April 2026 baseline (US/EU operational raw compute 17.6:1, CACI Power Mode 3.64:1).</w:t>
       </w:r>
     </w:p>
     <w:tbl>

--- a/docs/a traduire/7/Chapter_VII_Recommendations_EN.docx
+++ b/docs/a traduire/7/Chapter_VII_Recommendations_EN.docx
@@ -276,7 +276,7 @@
           <w:color w:val="555555"/>
           <w:sz w:val="22"/>
         </w:rPr>
-        <w:t>The previous chapters have established that American AI protectionism creates a measurable structural competitive advantage (US/EU CACI Power Mode of 3.64:1 on the April 2026 snapshot, operational installed compute raw ratio of 17.6:1), accelerated by the 2026 Trump tariffs and the concentration of compute in the United States (78.9% of global operational AI compute, 660-690 billion USD in annual capex from hyperscalers alone). This chapter formulates strategic recommendations articulated across three time horizons and five structuring axes, leveraging France's specific comparative advantages (nuclear, Mistral, regulation) and existing European instruments (AI Continent Action Plan, Chips Act, InvestAI).</w:t>
+        <w:t>The previous chapters have established that American AI protectionism creates a measurable structural competitive advantage (US/EU CACI Power Mode of 3.47:1 on the April 2026 snapshot, operational installed compute raw ratio of 17.6:1), accelerated by the 2026 Trump tariffs and the concentration of compute in the United States (78.9% of global operational AI compute, 660-690 billion USD in annual capex from hyperscalers alone). This chapter formulates strategic recommendations articulated across three time horizons and five structuring axes, leveraging France's specific comparative advantages (nuclear, Mistral, regulation) and existing European instruments (AI Continent Action Plan, Chips Act, InvestAI).</w:t>
       </w:r>
     </w:p>
     <w:p>
@@ -321,7 +321,7 @@
           <w:color w:val="202020"/>
           <w:sz w:val="22"/>
         </w:rPr>
-        <w:t>The starting point is the infrastructure gap. The EU has approximately 35 GW of IT data center capacity compared to 53.7 GW in the United States and 19.6 GW in China. In strict AI compute, the April 2026 public dashboard establishes an EU(13) F_total share of 3.3% versus 78.9% for the United States, representing a raw operational ratio of 17.6:1 and a CACI Power Mode ratio (geometric formula F^0.40 x L^0.20 x R^0.15 / E^0.25) of 3.64:1. Three immediate measures are required.</w:t>
+        <w:t>The starting point is the infrastructure gap. The EU has approximately 35 GW of IT data center capacity compared to 53.7 GW in the United States and 19.6 GW in China. In strict AI compute, the April 2026 public dashboard establishes an EU(13) F_total share of 3.3% versus 78.9% for the United States, representing a raw operational ratio of 17.6:1 and a CACI Power Mode ratio (geometric formula F^0.40 x L^0.20 x R^0.15 / E^0.25) of 3.47:1. Three immediate measures are required.</w:t>
       </w:r>
     </w:p>
     <w:p>
@@ -1211,7 +1211,7 @@
           <w:color w:val="202020"/>
           <w:sz w:val="22"/>
         </w:rPr>
-        <w:t>Condition 3: European coherence. Intra-European fragmentation (27 energy regimes, divergent positions on nuclear, competing national sovereignty approaches) remains the main obstacle. Scenario C of Chapter V (asymmetric partnership, baseline 3.64:1 toward 2.0-2.5:1) only works for Europe if it speaks with one voice in negotiations with Washington.</w:t>
+        <w:t>Condition 3: European coherence. Intra-European fragmentation (27 energy regimes, divergent positions on nuclear, competing national sovereignty approaches) remains the main obstacle. Scenario C of Chapter V (asymmetric partnership, baseline 3.47:1 toward 2.0-2.5:1) only works for Europe if it speaks with one voice in negotiations with Washington.</w:t>
       </w:r>
     </w:p>
     <w:p>
@@ -1226,7 +1226,7 @@
           <w:color w:val="202020"/>
           <w:sz w:val="22"/>
         </w:rPr>
-        <w:t>Condition 4: the time factor. The tipping point identified in Chapter V (2028, EU compute plus energy saturation, and potential activation of Cloud Sovereignty Mandates) imposes a constrained schedule. If the AI Factories are not operational and the EDF sites not connected by that date, the compute gap will solidify into structural dependence. The window for strategic action is between 2026 and 2028—after which positions crystallize around the 17.6:1 raw / 3.64:1 CACI Power Mode baseline.</w:t>
+        <w:t>Condition 4: the time factor. The tipping point identified in Chapter V (2028, EU compute plus energy saturation, and potential activation of Cloud Sovereignty Mandates) imposes a constrained schedule. If the AI Factories are not operational and the EDF sites not connected by that date, the compute gap will solidify into structural dependence. The window for strategic action is between 2026 and 2028—after which positions crystallize around the 17.6:1 raw / 3.47:1 CACI Power Mode baseline.</w:t>
       </w:r>
     </w:p>
     <w:p>
@@ -1256,7 +1256,7 @@
           <w:color w:val="555555"/>
           <w:sz w:val="18"/>
         </w:rPr>
-        <w:t>Source: Author's construction; April 2026 baseline (US/EU operational raw compute 17.6:1, CACI Power Mode 3.64:1).</w:t>
+        <w:t>Source: Author's construction; April 2026 baseline (US/EU operational raw compute 17.6:1, CACI Power Mode 3.47:1).</w:t>
       </w:r>
     </w:p>
     <w:tbl>

--- a/docs/a traduire/7/Chapter_VII_Recommendations_EN.docx
+++ b/docs/a traduire/7/Chapter_VII_Recommendations_EN.docx
@@ -99,7 +99,7 @@
                 <w:color w:val="1A2744"/>
                 <w:sz w:val="22"/>
               </w:rPr>
-              <w:t>76.9% of global operational AI compute = USA</w:t>
+              <w:t>78.9% of global operational AI compute = USA</w:t>
             </w:r>
           </w:p>
         </w:tc>
@@ -141,7 +141,7 @@
                 <w:color w:val="1A2744"/>
                 <w:sz w:val="22"/>
               </w:rPr>
-              <w:t>3.46:1 US/EU CACI ratio (Power Mode)</w:t>
+              <w:t>3.47:1 US/EU CACI ratio (Power Mode)</w:t>
             </w:r>
           </w:p>
         </w:tc>
